--- a/documents/Prikazy_OT/Проект_изменений_в_приказ_43_медосмотры.docx
+++ b/documents/Prikazy_OT/Проект_изменений_в_приказ_43_медосмотры.docx
@@ -205,7 +205,7 @@
           <w:sz w:val="24"/>
           <w:szCs w:val="24"/>
         </w:rPr>
-        <w:t xml:space="preserve">Установить, что работникам, у которых наименование профессии (должности) изменено в связи с изменением штатного расписания при сохранении выполняемой работы и воздействующих вредных и (или) опасных производственных факторов («Столяр», «Столяр-краснодеревщик» — «Техник-сборщик»; «Маляр» — «Техник»; «Оператор станка с ЧПУ» — «Оператор станков с ЧПУ»), повторный предварительный медицинский осмотр не проводится. Ранее выданные заключения по результатам медицинских осмотров сохраняют силу; очередные периодические медицинские осмотры проводятся в сроки, предусмотренные приложением к Порядку, утверждённому приказом Минздрава России от 28.01.2021 № 29н.</w:t>
+        <w:t xml:space="preserve">Установить, что работникам, у которых наименование профессии (должности) изменено в связи с изменением штатного расписания при сохранении выполняемой работы и воздействующих вредных и (или) опасных производственных факторов («Столяр», «Столяр-краснодеревщик» — «Техник-сборщик»; «Маляр» — «Техник»; «Оператор станка с ЧПУ» — «Оператор станков с ЧПУ»), повторный предварительный медицинский осмотр не проводится при наличии действующего заключения по результатам предварительного (периодического) медицинского осмотра по прежнему наименованию профессии (должности). Такие заключения сохраняют силу; очередные периодические медицинские осмотры проводятся в сроки, предусмотренные приложением к Порядку, утверждённому приказом Минздрава России от 28.01.2021 № 29н.</w:t>
       </w:r>
     </w:p>
     <w:p>
@@ -248,7 +248,7 @@
     </w:p>
     <w:p>
       <w:pPr>
-        <w:spacing w:after="60" w:before="0" w:line="276"/>
+        <w:spacing w:after="40" w:before="0" w:line="276"/>
         <w:jc w:val="both"/>
       </w:pPr>
       <w:r>
@@ -258,6 +258,20 @@
           <w:szCs w:val="24"/>
         </w:rPr>
         <w:t xml:space="preserve">3.2. Определить работников, переведённых на другую работу (должность), в отношении которых по новой работе (должности) установлены вредные и (или) опасные производственные факторы, не охваченные действующим заключением по результатам медицинского осмотра, и организовать их направление на медицинский осмотр по таким факторам.</w:t>
+      </w:r>
+    </w:p>
+    <w:p>
+      <w:pPr>
+        <w:spacing w:after="60" w:before="0" w:line="276"/>
+        <w:jc w:val="both"/>
+      </w:pPr>
+      <w:r>
+        <w:rPr>
+          <w:rFonts w:ascii="Times New Roman" w:cs="Times New Roman" w:eastAsia="Times New Roman" w:hAnsi="Times New Roman"/>
+          <w:sz w:val="24"/>
+          <w:szCs w:val="24"/>
+        </w:rPr>
+        <w:t xml:space="preserve">3.3. Определить работников, указанных в пункте 2 настоящего приказа, у которых отсутствует заключение по результатам предварительного (периодического) медицинского осмотра, и организовать их направление на медицинский осмотр.</w:t>
       </w:r>
     </w:p>
     <w:p>
@@ -1915,7 +1929,7 @@
                 <w:sz w:val="22"/>
                 <w:szCs w:val="22"/>
               </w:rPr>
-              <w:t xml:space="preserve">Инженер ОТК, контролер ОТК</w:t>
+              <w:t xml:space="preserve">Инженер, контролер (Отдел технического контроля)</w:t>
             </w:r>
           </w:p>
         </w:tc>
@@ -2405,7 +2419,7 @@
                 <w:sz w:val="22"/>
                 <w:szCs w:val="22"/>
               </w:rPr>
-              <w:t xml:space="preserve">Мастер участка, бригадир</w:t>
+              <w:t xml:space="preserve">Мастер участка, мастер участка сборки интерьера, бригадир</w:t>
             </w:r>
           </w:p>
         </w:tc>
@@ -3287,7 +3301,7 @@
                 <w:sz w:val="22"/>
                 <w:szCs w:val="22"/>
               </w:rPr>
-              <w:t xml:space="preserve">Ведущий специалист по учёту ПДО, ведущий инженер ПДО, инженер ПДО</w:t>
+              <w:t xml:space="preserve">Ведущий специалист по учёту, ведущий инженер, инженер (Планово-диспетчерский отдел, планово-диспетчерская группа)</w:t>
             </w:r>
           </w:p>
         </w:tc>
@@ -3385,7 +3399,7 @@
                 <w:sz w:val="22"/>
                 <w:szCs w:val="22"/>
               </w:rPr>
-              <w:t xml:space="preserve">Ведущий диспетчер ПДО, диспетчер ПДО</w:t>
+              <w:t xml:space="preserve">Ведущий диспетчер, диспетчер (Планово-диспетчерский отдел, планово-диспетчерская группа)</w:t>
             </w:r>
           </w:p>
         </w:tc>
@@ -4775,7 +4789,7 @@
                 <w:sz w:val="22"/>
                 <w:szCs w:val="22"/>
               </w:rPr>
-              <w:t xml:space="preserve">Заместитель директора департамента - Начальник производственного подразделения № 5</w:t>
+              <w:t xml:space="preserve">Заместитель директора департамента - начальник производственного подразделения</w:t>
             </w:r>
           </w:p>
         </w:tc>
@@ -5388,9 +5402,9 @@
         </w:tblBorders>
       </w:tblPr>
       <w:tblGrid>
-        <w:gridCol w:w="2300"/>
-        <w:gridCol w:w="3800"/>
-        <w:gridCol w:w="3254"/>
+        <w:gridCol w:w="1500"/>
+        <w:gridCol w:w="3000"/>
+        <w:gridCol w:w="4854"/>
       </w:tblGrid>
       <w:tr>
         <w:trPr>
@@ -5398,7 +5412,7 @@
         </w:trPr>
         <w:tc>
           <w:tcPr>
-            <w:tcW w:type="dxa" w:w="2300"/>
+            <w:tcW w:type="dxa" w:w="1500"/>
             <w:tcBorders>
               <w:top w:val="single" w:color="000000" w:sz="4"/>
               <w:left w:val="single" w:color="000000" w:sz="4"/>
@@ -5432,7 +5446,7 @@
         </w:tc>
         <w:tc>
           <w:tcPr>
-            <w:tcW w:type="dxa" w:w="3800"/>
+            <w:tcW w:type="dxa" w:w="3000"/>
             <w:tcBorders>
               <w:top w:val="single" w:color="000000" w:sz="4"/>
               <w:left w:val="single" w:color="000000" w:sz="4"/>
@@ -5466,7 +5480,7 @@
         </w:tc>
         <w:tc>
           <w:tcPr>
-            <w:tcW w:type="dxa" w:w="3254"/>
+            <w:tcW w:type="dxa" w:w="4854"/>
             <w:tcBorders>
               <w:top w:val="single" w:color="000000" w:sz="4"/>
               <w:left w:val="single" w:color="000000" w:sz="4"/>
@@ -5505,7 +5519,7 @@
         </w:trPr>
         <w:tc>
           <w:tcPr>
-            <w:tcW w:type="dxa" w:w="2300"/>
+            <w:tcW w:type="dxa" w:w="1500"/>
             <w:tcBorders>
               <w:top w:val="single" w:color="000000" w:sz="4"/>
               <w:left w:val="single" w:color="000000" w:sz="4"/>
@@ -5536,7 +5550,7 @@
         </w:tc>
         <w:tc>
           <w:tcPr>
-            <w:tcW w:type="dxa" w:w="3800"/>
+            <w:tcW w:type="dxa" w:w="3000"/>
             <w:tcBorders>
               <w:top w:val="single" w:color="000000" w:sz="4"/>
               <w:left w:val="single" w:color="000000" w:sz="4"/>
@@ -5567,7 +5581,7 @@
         </w:tc>
         <w:tc>
           <w:tcPr>
-            <w:tcW w:type="dxa" w:w="3254"/>
+            <w:tcW w:type="dxa" w:w="4854"/>
             <w:tcBorders>
               <w:top w:val="single" w:color="000000" w:sz="4"/>
               <w:left w:val="single" w:color="000000" w:sz="4"/>
@@ -5603,94 +5617,94 @@
         </w:trPr>
         <w:tc>
           <w:tcPr>
-            <w:tcW w:type="dxa" w:w="2300"/>
-            <w:tcBorders>
-              <w:top w:val="single" w:color="000000" w:sz="4"/>
-              <w:left w:val="single" w:color="000000" w:sz="4"/>
-              <w:bottom w:val="single" w:color="000000" w:sz="4"/>
-              <w:right w:val="single" w:color="000000" w:sz="4"/>
-            </w:tcBorders>
-            <w:tcMar>
-              <w:top w:type="dxa" w:w="40"/>
-              <w:left w:type="dxa" w:w="80"/>
-              <w:bottom w:type="dxa" w:w="40"/>
-              <w:right w:type="dxa" w:w="80"/>
-            </w:tcMar>
-            <w:vAlign w:val="center"/>
-          </w:tcPr>
-          <w:p>
-            <w:pPr>
-              <w:jc w:val="left"/>
-            </w:pPr>
-            <w:r>
-              <w:rPr>
-                <w:rFonts w:ascii="Times New Roman" w:cs="Times New Roman" w:eastAsia="Times New Roman" w:hAnsi="Times New Roman"/>
-                <w:sz w:val="22"/>
-                <w:szCs w:val="22"/>
-              </w:rPr>
-              <w:t xml:space="preserve">№ 30</w:t>
-            </w:r>
-          </w:p>
-        </w:tc>
-        <w:tc>
-          <w:tcPr>
-            <w:tcW w:type="dxa" w:w="3800"/>
-            <w:tcBorders>
-              <w:top w:val="single" w:color="000000" w:sz="4"/>
-              <w:left w:val="single" w:color="000000" w:sz="4"/>
-              <w:bottom w:val="single" w:color="000000" w:sz="4"/>
-              <w:right w:val="single" w:color="000000" w:sz="4"/>
-            </w:tcBorders>
-            <w:tcMar>
-              <w:top w:type="dxa" w:w="40"/>
-              <w:left w:type="dxa" w:w="80"/>
-              <w:bottom w:type="dxa" w:w="40"/>
-              <w:right w:type="dxa" w:w="80"/>
-            </w:tcMar>
-            <w:vAlign w:val="center"/>
-          </w:tcPr>
-          <w:p>
-            <w:pPr>
-              <w:jc w:val="left"/>
-            </w:pPr>
-            <w:r>
-              <w:rPr>
-                <w:rFonts w:ascii="Times New Roman" w:cs="Times New Roman" w:eastAsia="Times New Roman" w:hAnsi="Times New Roman"/>
-                <w:sz w:val="22"/>
-                <w:szCs w:val="22"/>
-              </w:rPr>
-              <w:t xml:space="preserve">Добавлено «оператор станков с ЧПУ»</w:t>
-            </w:r>
-          </w:p>
-        </w:tc>
-        <w:tc>
-          <w:tcPr>
-            <w:tcW w:type="dxa" w:w="3254"/>
-            <w:tcBorders>
-              <w:top w:val="single" w:color="000000" w:sz="4"/>
-              <w:left w:val="single" w:color="000000" w:sz="4"/>
-              <w:bottom w:val="single" w:color="000000" w:sz="4"/>
-              <w:right w:val="single" w:color="000000" w:sz="4"/>
-            </w:tcBorders>
-            <w:tcMar>
-              <w:top w:type="dxa" w:w="40"/>
-              <w:left w:type="dxa" w:w="80"/>
-              <w:bottom w:type="dxa" w:w="40"/>
-              <w:right w:type="dxa" w:w="80"/>
-            </w:tcMar>
-            <w:vAlign w:val="center"/>
-          </w:tcPr>
-          <w:p>
-            <w:pPr>
-              <w:jc w:val="left"/>
-            </w:pPr>
-            <w:r>
-              <w:rPr>
-                <w:rFonts w:ascii="Times New Roman" w:cs="Times New Roman" w:eastAsia="Times New Roman" w:hAnsi="Times New Roman"/>
-                <w:sz w:val="22"/>
-                <w:szCs w:val="22"/>
-              </w:rPr>
-              <w:t xml:space="preserve">Наименование в штатном расписании изменено («станка» → «станков»), 4 чел. (Мебельный и Механический участки МШ). Пункты без изменений</w:t>
+            <w:tcW w:type="dxa" w:w="1500"/>
+            <w:tcBorders>
+              <w:top w:val="single" w:color="000000" w:sz="4"/>
+              <w:left w:val="single" w:color="000000" w:sz="4"/>
+              <w:bottom w:val="single" w:color="000000" w:sz="4"/>
+              <w:right w:val="single" w:color="000000" w:sz="4"/>
+            </w:tcBorders>
+            <w:tcMar>
+              <w:top w:type="dxa" w:w="40"/>
+              <w:left w:type="dxa" w:w="80"/>
+              <w:bottom w:type="dxa" w:w="40"/>
+              <w:right w:type="dxa" w:w="80"/>
+            </w:tcMar>
+            <w:vAlign w:val="center"/>
+          </w:tcPr>
+          <w:p>
+            <w:pPr>
+              <w:jc w:val="left"/>
+            </w:pPr>
+            <w:r>
+              <w:rPr>
+                <w:rFonts w:ascii="Times New Roman" w:cs="Times New Roman" w:eastAsia="Times New Roman" w:hAnsi="Times New Roman"/>
+                <w:sz w:val="22"/>
+                <w:szCs w:val="22"/>
+              </w:rPr>
+              <w:t xml:space="preserve">№ 13</w:t>
+            </w:r>
+          </w:p>
+        </w:tc>
+        <w:tc>
+          <w:tcPr>
+            <w:tcW w:type="dxa" w:w="3000"/>
+            <w:tcBorders>
+              <w:top w:val="single" w:color="000000" w:sz="4"/>
+              <w:left w:val="single" w:color="000000" w:sz="4"/>
+              <w:bottom w:val="single" w:color="000000" w:sz="4"/>
+              <w:right w:val="single" w:color="000000" w:sz="4"/>
+            </w:tcBorders>
+            <w:tcMar>
+              <w:top w:type="dxa" w:w="40"/>
+              <w:left w:type="dxa" w:w="80"/>
+              <w:bottom w:type="dxa" w:w="40"/>
+              <w:right w:type="dxa" w:w="80"/>
+            </w:tcMar>
+            <w:vAlign w:val="center"/>
+          </w:tcPr>
+          <w:p>
+            <w:pPr>
+              <w:jc w:val="left"/>
+            </w:pPr>
+            <w:r>
+              <w:rPr>
+                <w:rFonts w:ascii="Times New Roman" w:cs="Times New Roman" w:eastAsia="Times New Roman" w:hAnsi="Times New Roman"/>
+                <w:sz w:val="22"/>
+                <w:szCs w:val="22"/>
+              </w:rPr>
+              <w:t xml:space="preserve">«Инженер ОТК, контролер ОТК» → «Инженер, контролер (Отдел технического контроля)»</w:t>
+            </w:r>
+          </w:p>
+        </w:tc>
+        <w:tc>
+          <w:tcPr>
+            <w:tcW w:type="dxa" w:w="4854"/>
+            <w:tcBorders>
+              <w:top w:val="single" w:color="000000" w:sz="4"/>
+              <w:left w:val="single" w:color="000000" w:sz="4"/>
+              <w:bottom w:val="single" w:color="000000" w:sz="4"/>
+              <w:right w:val="single" w:color="000000" w:sz="4"/>
+            </w:tcBorders>
+            <w:tcMar>
+              <w:top w:type="dxa" w:w="40"/>
+              <w:left w:type="dxa" w:w="80"/>
+              <w:bottom w:type="dxa" w:w="40"/>
+              <w:right w:type="dxa" w:w="80"/>
+            </w:tcMar>
+            <w:vAlign w:val="center"/>
+          </w:tcPr>
+          <w:p>
+            <w:pPr>
+              <w:jc w:val="left"/>
+            </w:pPr>
+            <w:r>
+              <w:rPr>
+                <w:rFonts w:ascii="Times New Roman" w:cs="Times New Roman" w:eastAsia="Times New Roman" w:hAnsi="Times New Roman"/>
+                <w:sz w:val="22"/>
+                <w:szCs w:val="22"/>
+              </w:rPr>
+              <w:t xml:space="preserve">В штатном расписании должности называются «Инженер», «Контролер» (14 чел. в ОТК М, МШ, Р, В). п.21 Порядка: наименование — согласно штатному расписанию. Пункты без изменений</w:t>
             </w:r>
           </w:p>
         </w:tc>
@@ -5701,94 +5715,94 @@
         </w:trPr>
         <w:tc>
           <w:tcPr>
-            <w:tcW w:type="dxa" w:w="2300"/>
-            <w:tcBorders>
-              <w:top w:val="single" w:color="000000" w:sz="4"/>
-              <w:left w:val="single" w:color="000000" w:sz="4"/>
-              <w:bottom w:val="single" w:color="000000" w:sz="4"/>
-              <w:right w:val="single" w:color="000000" w:sz="4"/>
-            </w:tcBorders>
-            <w:tcMar>
-              <w:top w:type="dxa" w:w="40"/>
-              <w:left w:type="dxa" w:w="80"/>
-              <w:bottom w:type="dxa" w:w="40"/>
-              <w:right w:type="dxa" w:w="80"/>
-            </w:tcMar>
-            <w:vAlign w:val="center"/>
-          </w:tcPr>
-          <w:p>
-            <w:pPr>
-              <w:jc w:val="left"/>
-            </w:pPr>
-            <w:r>
-              <w:rPr>
-                <w:rFonts w:ascii="Times New Roman" w:cs="Times New Roman" w:eastAsia="Times New Roman" w:hAnsi="Times New Roman"/>
-                <w:sz w:val="22"/>
-                <w:szCs w:val="22"/>
-              </w:rPr>
-              <w:t xml:space="preserve">№ 38</w:t>
-            </w:r>
-          </w:p>
-        </w:tc>
-        <w:tc>
-          <w:tcPr>
-            <w:tcW w:type="dxa" w:w="3800"/>
-            <w:tcBorders>
-              <w:top w:val="single" w:color="000000" w:sz="4"/>
-              <w:left w:val="single" w:color="000000" w:sz="4"/>
-              <w:bottom w:val="single" w:color="000000" w:sz="4"/>
-              <w:right w:val="single" w:color="000000" w:sz="4"/>
-            </w:tcBorders>
-            <w:tcMar>
-              <w:top w:type="dxa" w:w="40"/>
-              <w:left w:type="dxa" w:w="80"/>
-              <w:bottom w:type="dxa" w:w="40"/>
-              <w:right w:type="dxa" w:w="80"/>
-            </w:tcMar>
-            <w:vAlign w:val="center"/>
-          </w:tcPr>
-          <w:p>
-            <w:pPr>
-              <w:jc w:val="left"/>
-            </w:pPr>
-            <w:r>
-              <w:rPr>
-                <w:rFonts w:ascii="Times New Roman" w:cs="Times New Roman" w:eastAsia="Times New Roman" w:hAnsi="Times New Roman"/>
-                <w:sz w:val="22"/>
-                <w:szCs w:val="22"/>
-              </w:rPr>
-              <w:t xml:space="preserve">«п.18.» → «п.18.__.»</w:t>
-            </w:r>
-          </w:p>
-        </w:tc>
-        <w:tc>
-          <w:tcPr>
-            <w:tcW w:type="dxa" w:w="3254"/>
-            <w:tcBorders>
-              <w:top w:val="single" w:color="000000" w:sz="4"/>
-              <w:left w:val="single" w:color="000000" w:sz="4"/>
-              <w:bottom w:val="single" w:color="000000" w:sz="4"/>
-              <w:right w:val="single" w:color="000000" w:sz="4"/>
-            </w:tcBorders>
-            <w:tcMar>
-              <w:top w:type="dxa" w:w="40"/>
-              <w:left w:type="dxa" w:w="80"/>
-              <w:bottom w:type="dxa" w:w="40"/>
-              <w:right w:type="dxa" w:w="80"/>
-            </w:tcMar>
-            <w:vAlign w:val="center"/>
-          </w:tcPr>
-          <w:p>
-            <w:pPr>
-              <w:jc w:val="left"/>
-            </w:pPr>
-            <w:r>
-              <w:rPr>
-                <w:rFonts w:ascii="Times New Roman" w:cs="Times New Roman" w:eastAsia="Times New Roman" w:hAnsi="Times New Roman"/>
-                <w:sz w:val="22"/>
-                <w:szCs w:val="22"/>
-              </w:rPr>
-              <w:t xml:space="preserve">В приложении к Порядку (29н) периодичность и объём установлены только для подпунктов: 18.1 — категории «A», «B», «BE»; 18.2 — «C», «C1», «CE», «D1», «D1E». Подпункт выбрать по категории ТС (9 чел.)</w:t>
+            <w:tcW w:type="dxa" w:w="1500"/>
+            <w:tcBorders>
+              <w:top w:val="single" w:color="000000" w:sz="4"/>
+              <w:left w:val="single" w:color="000000" w:sz="4"/>
+              <w:bottom w:val="single" w:color="000000" w:sz="4"/>
+              <w:right w:val="single" w:color="000000" w:sz="4"/>
+            </w:tcBorders>
+            <w:tcMar>
+              <w:top w:type="dxa" w:w="40"/>
+              <w:left w:type="dxa" w:w="80"/>
+              <w:bottom w:type="dxa" w:w="40"/>
+              <w:right w:type="dxa" w:w="80"/>
+            </w:tcMar>
+            <w:vAlign w:val="center"/>
+          </w:tcPr>
+          <w:p>
+            <w:pPr>
+              <w:jc w:val="left"/>
+            </w:pPr>
+            <w:r>
+              <w:rPr>
+                <w:rFonts w:ascii="Times New Roman" w:cs="Times New Roman" w:eastAsia="Times New Roman" w:hAnsi="Times New Roman"/>
+                <w:sz w:val="22"/>
+                <w:szCs w:val="22"/>
+              </w:rPr>
+              <w:t xml:space="preserve">№ 18</w:t>
+            </w:r>
+          </w:p>
+        </w:tc>
+        <w:tc>
+          <w:tcPr>
+            <w:tcW w:type="dxa" w:w="3000"/>
+            <w:tcBorders>
+              <w:top w:val="single" w:color="000000" w:sz="4"/>
+              <w:left w:val="single" w:color="000000" w:sz="4"/>
+              <w:bottom w:val="single" w:color="000000" w:sz="4"/>
+              <w:right w:val="single" w:color="000000" w:sz="4"/>
+            </w:tcBorders>
+            <w:tcMar>
+              <w:top w:type="dxa" w:w="40"/>
+              <w:left w:type="dxa" w:w="80"/>
+              <w:bottom w:type="dxa" w:w="40"/>
+              <w:right w:type="dxa" w:w="80"/>
+            </w:tcMar>
+            <w:vAlign w:val="center"/>
+          </w:tcPr>
+          <w:p>
+            <w:pPr>
+              <w:jc w:val="left"/>
+            </w:pPr>
+            <w:r>
+              <w:rPr>
+                <w:rFonts w:ascii="Times New Roman" w:cs="Times New Roman" w:eastAsia="Times New Roman" w:hAnsi="Times New Roman"/>
+                <w:sz w:val="22"/>
+                <w:szCs w:val="22"/>
+              </w:rPr>
+              <w:t xml:space="preserve">Добавлено «мастер участка сборки интерьера»</w:t>
+            </w:r>
+          </w:p>
+        </w:tc>
+        <w:tc>
+          <w:tcPr>
+            <w:tcW w:type="dxa" w:w="4854"/>
+            <w:tcBorders>
+              <w:top w:val="single" w:color="000000" w:sz="4"/>
+              <w:left w:val="single" w:color="000000" w:sz="4"/>
+              <w:bottom w:val="single" w:color="000000" w:sz="4"/>
+              <w:right w:val="single" w:color="000000" w:sz="4"/>
+            </w:tcBorders>
+            <w:tcMar>
+              <w:top w:type="dxa" w:w="40"/>
+              <w:left w:type="dxa" w:w="80"/>
+              <w:bottom w:type="dxa" w:w="40"/>
+              <w:right w:type="dxa" w:w="80"/>
+            </w:tcMar>
+            <w:vAlign w:val="center"/>
+          </w:tcPr>
+          <w:p>
+            <w:pPr>
+              <w:jc w:val="left"/>
+            </w:pPr>
+            <w:r>
+              <w:rPr>
+                <w:rFonts w:ascii="Times New Roman" w:cs="Times New Roman" w:eastAsia="Times New Roman" w:hAnsi="Times New Roman"/>
+                <w:sz w:val="22"/>
+                <w:szCs w:val="22"/>
+              </w:rPr>
+              <w:t xml:space="preserve">Должность есть в штатном расписании (Производственное подразделение № 6, Воронеж, 1 чел.). Пункты без изменений</w:t>
             </w:r>
           </w:p>
         </w:tc>
@@ -5799,94 +5813,94 @@
         </w:trPr>
         <w:tc>
           <w:tcPr>
-            <w:tcW w:type="dxa" w:w="2300"/>
-            <w:tcBorders>
-              <w:top w:val="single" w:color="000000" w:sz="4"/>
-              <w:left w:val="single" w:color="000000" w:sz="4"/>
-              <w:bottom w:val="single" w:color="000000" w:sz="4"/>
-              <w:right w:val="single" w:color="000000" w:sz="4"/>
-            </w:tcBorders>
-            <w:tcMar>
-              <w:top w:type="dxa" w:w="40"/>
-              <w:left w:type="dxa" w:w="80"/>
-              <w:bottom w:type="dxa" w:w="40"/>
-              <w:right w:type="dxa" w:w="80"/>
-            </w:tcMar>
-            <w:vAlign w:val="center"/>
-          </w:tcPr>
-          <w:p>
-            <w:pPr>
-              <w:jc w:val="left"/>
-            </w:pPr>
-            <w:r>
-              <w:rPr>
-                <w:rFonts w:ascii="Times New Roman" w:cs="Times New Roman" w:eastAsia="Times New Roman" w:hAnsi="Times New Roman"/>
-                <w:sz w:val="22"/>
-                <w:szCs w:val="22"/>
-              </w:rPr>
-              <w:t xml:space="preserve">№ 45</w:t>
-            </w:r>
-          </w:p>
-        </w:tc>
-        <w:tc>
-          <w:tcPr>
-            <w:tcW w:type="dxa" w:w="3800"/>
-            <w:tcBorders>
-              <w:top w:val="single" w:color="000000" w:sz="4"/>
-              <w:left w:val="single" w:color="000000" w:sz="4"/>
-              <w:bottom w:val="single" w:color="000000" w:sz="4"/>
-              <w:right w:val="single" w:color="000000" w:sz="4"/>
-            </w:tcBorders>
-            <w:tcMar>
-              <w:top w:type="dxa" w:w="40"/>
-              <w:left w:type="dxa" w:w="80"/>
-              <w:bottom w:type="dxa" w:w="40"/>
-              <w:right w:type="dxa" w:w="80"/>
-            </w:tcMar>
-            <w:vAlign w:val="center"/>
-          </w:tcPr>
-          <w:p>
-            <w:pPr>
-              <w:jc w:val="left"/>
-            </w:pPr>
-            <w:r>
-              <w:rPr>
-                <w:rFonts w:ascii="Times New Roman" w:cs="Times New Roman" w:eastAsia="Times New Roman" w:hAnsi="Times New Roman"/>
-                <w:sz w:val="22"/>
-                <w:szCs w:val="22"/>
-              </w:rPr>
-              <w:t xml:space="preserve">Добавлено «старший охраны объекта»</w:t>
-            </w:r>
-          </w:p>
-        </w:tc>
-        <w:tc>
-          <w:tcPr>
-            <w:tcW w:type="dxa" w:w="3254"/>
-            <w:tcBorders>
-              <w:top w:val="single" w:color="000000" w:sz="4"/>
-              <w:left w:val="single" w:color="000000" w:sz="4"/>
-              <w:bottom w:val="single" w:color="000000" w:sz="4"/>
-              <w:right w:val="single" w:color="000000" w:sz="4"/>
-            </w:tcBorders>
-            <w:tcMar>
-              <w:top w:type="dxa" w:w="40"/>
-              <w:left w:type="dxa" w:w="80"/>
-              <w:bottom w:type="dxa" w:w="40"/>
-              <w:right w:type="dxa" w:w="80"/>
-            </w:tcMar>
-            <w:vAlign w:val="center"/>
-          </w:tcPr>
-          <w:p>
-            <w:pPr>
-              <w:jc w:val="left"/>
-            </w:pPr>
-            <w:r>
-              <w:rPr>
-                <w:rFonts w:ascii="Times New Roman" w:cs="Times New Roman" w:eastAsia="Times New Roman" w:hAnsi="Times New Roman"/>
-                <w:sz w:val="22"/>
-                <w:szCs w:val="22"/>
-              </w:rPr>
-              <w:t xml:space="preserve">Должность есть в штатном расписании (Отдел режима МШ, 1 чел.); характер работ аналогичен сторожу. Пункты без изменений</w:t>
+            <w:tcW w:type="dxa" w:w="1500"/>
+            <w:tcBorders>
+              <w:top w:val="single" w:color="000000" w:sz="4"/>
+              <w:left w:val="single" w:color="000000" w:sz="4"/>
+              <w:bottom w:val="single" w:color="000000" w:sz="4"/>
+              <w:right w:val="single" w:color="000000" w:sz="4"/>
+            </w:tcBorders>
+            <w:tcMar>
+              <w:top w:type="dxa" w:w="40"/>
+              <w:left w:type="dxa" w:w="80"/>
+              <w:bottom w:type="dxa" w:w="40"/>
+              <w:right w:type="dxa" w:w="80"/>
+            </w:tcMar>
+            <w:vAlign w:val="center"/>
+          </w:tcPr>
+          <w:p>
+            <w:pPr>
+              <w:jc w:val="left"/>
+            </w:pPr>
+            <w:r>
+              <w:rPr>
+                <w:rFonts w:ascii="Times New Roman" w:cs="Times New Roman" w:eastAsia="Times New Roman" w:hAnsi="Times New Roman"/>
+                <w:sz w:val="22"/>
+                <w:szCs w:val="22"/>
+              </w:rPr>
+              <w:t xml:space="preserve">№ 27, № 28</w:t>
+            </w:r>
+          </w:p>
+        </w:tc>
+        <w:tc>
+          <w:tcPr>
+            <w:tcW w:type="dxa" w:w="3000"/>
+            <w:tcBorders>
+              <w:top w:val="single" w:color="000000" w:sz="4"/>
+              <w:left w:val="single" w:color="000000" w:sz="4"/>
+              <w:bottom w:val="single" w:color="000000" w:sz="4"/>
+              <w:right w:val="single" w:color="000000" w:sz="4"/>
+            </w:tcBorders>
+            <w:tcMar>
+              <w:top w:type="dxa" w:w="40"/>
+              <w:left w:type="dxa" w:w="80"/>
+              <w:bottom w:type="dxa" w:w="40"/>
+              <w:right w:type="dxa" w:w="80"/>
+            </w:tcMar>
+            <w:vAlign w:val="center"/>
+          </w:tcPr>
+          <w:p>
+            <w:pPr>
+              <w:jc w:val="left"/>
+            </w:pPr>
+            <w:r>
+              <w:rPr>
+                <w:rFonts w:ascii="Times New Roman" w:cs="Times New Roman" w:eastAsia="Times New Roman" w:hAnsi="Times New Roman"/>
+                <w:sz w:val="22"/>
+                <w:szCs w:val="22"/>
+              </w:rPr>
+              <w:t xml:space="preserve">Подразделение указано в скобках вместо сокращения «ПДО»</w:t>
+            </w:r>
+          </w:p>
+        </w:tc>
+        <w:tc>
+          <w:tcPr>
+            <w:tcW w:type="dxa" w:w="4854"/>
+            <w:tcBorders>
+              <w:top w:val="single" w:color="000000" w:sz="4"/>
+              <w:left w:val="single" w:color="000000" w:sz="4"/>
+              <w:bottom w:val="single" w:color="000000" w:sz="4"/>
+              <w:right w:val="single" w:color="000000" w:sz="4"/>
+            </w:tcBorders>
+            <w:tcMar>
+              <w:top w:type="dxa" w:w="40"/>
+              <w:left w:type="dxa" w:w="80"/>
+              <w:bottom w:type="dxa" w:w="40"/>
+              <w:right w:type="dxa" w:w="80"/>
+            </w:tcMar>
+            <w:vAlign w:val="center"/>
+          </w:tcPr>
+          <w:p>
+            <w:pPr>
+              <w:jc w:val="left"/>
+            </w:pPr>
+            <w:r>
+              <w:rPr>
+                <w:rFonts w:ascii="Times New Roman" w:cs="Times New Roman" w:eastAsia="Times New Roman" w:hAnsi="Times New Roman"/>
+                <w:sz w:val="22"/>
+                <w:szCs w:val="22"/>
+              </w:rPr>
+              <w:t xml:space="preserve">В штатном расписании: «Инженер», «Ведущий инженер», «Ведущий специалист по учету», «Диспетчер», «Ведущий диспетчер» в Планово-диспетчерских отделах МШ, Р, В и Планово-диспетчерской группе (Ульяновск), 21 чел. Пункты без изменений</w:t>
             </w:r>
           </w:p>
         </w:tc>
@@ -5897,94 +5911,94 @@
         </w:trPr>
         <w:tc>
           <w:tcPr>
-            <w:tcW w:type="dxa" w:w="2300"/>
-            <w:tcBorders>
-              <w:top w:val="single" w:color="000000" w:sz="4"/>
-              <w:left w:val="single" w:color="000000" w:sz="4"/>
-              <w:bottom w:val="single" w:color="000000" w:sz="4"/>
-              <w:right w:val="single" w:color="000000" w:sz="4"/>
-            </w:tcBorders>
-            <w:tcMar>
-              <w:top w:type="dxa" w:w="40"/>
-              <w:left w:type="dxa" w:w="80"/>
-              <w:bottom w:type="dxa" w:w="40"/>
-              <w:right w:type="dxa" w:w="80"/>
-            </w:tcMar>
-            <w:vAlign w:val="center"/>
-          </w:tcPr>
-          <w:p>
-            <w:pPr>
-              <w:jc w:val="left"/>
-            </w:pPr>
-            <w:r>
-              <w:rPr>
-                <w:rFonts w:ascii="Times New Roman" w:cs="Times New Roman" w:eastAsia="Times New Roman" w:hAnsi="Times New Roman"/>
-                <w:sz w:val="22"/>
-                <w:szCs w:val="22"/>
-              </w:rPr>
-              <w:t xml:space="preserve">№ 46 (новая)</w:t>
-            </w:r>
-          </w:p>
-        </w:tc>
-        <w:tc>
-          <w:tcPr>
-            <w:tcW w:type="dxa" w:w="3800"/>
-            <w:tcBorders>
-              <w:top w:val="single" w:color="000000" w:sz="4"/>
-              <w:left w:val="single" w:color="000000" w:sz="4"/>
-              <w:bottom w:val="single" w:color="000000" w:sz="4"/>
-              <w:right w:val="single" w:color="000000" w:sz="4"/>
-            </w:tcBorders>
-            <w:tcMar>
-              <w:top w:type="dxa" w:w="40"/>
-              <w:left w:type="dxa" w:w="80"/>
-              <w:bottom w:type="dxa" w:w="40"/>
-              <w:right w:type="dxa" w:w="80"/>
-            </w:tcMar>
-            <w:vAlign w:val="center"/>
-          </w:tcPr>
-          <w:p>
-            <w:pPr>
-              <w:jc w:val="left"/>
-            </w:pPr>
-            <w:r>
-              <w:rPr>
-                <w:rFonts w:ascii="Times New Roman" w:cs="Times New Roman" w:eastAsia="Times New Roman" w:hAnsi="Times New Roman"/>
-                <w:sz w:val="22"/>
-                <w:szCs w:val="22"/>
-              </w:rPr>
-              <w:t xml:space="preserve">«Техник-сборщик (Мебельный участок)»</w:t>
-            </w:r>
-          </w:p>
-        </w:tc>
-        <w:tc>
-          <w:tcPr>
-            <w:tcW w:type="dxa" w:w="3254"/>
-            <w:tcBorders>
-              <w:top w:val="single" w:color="000000" w:sz="4"/>
-              <w:left w:val="single" w:color="000000" w:sz="4"/>
-              <w:bottom w:val="single" w:color="000000" w:sz="4"/>
-              <w:right w:val="single" w:color="000000" w:sz="4"/>
-            </w:tcBorders>
-            <w:tcMar>
-              <w:top w:type="dxa" w:w="40"/>
-              <w:left w:type="dxa" w:w="80"/>
-              <w:bottom w:type="dxa" w:w="40"/>
-              <w:right w:type="dxa" w:w="80"/>
-            </w:tcMar>
-            <w:vAlign w:val="center"/>
-          </w:tcPr>
-          <w:p>
-            <w:pPr>
-              <w:jc w:val="left"/>
-            </w:pPr>
-            <w:r>
-              <w:rPr>
-                <w:rFonts w:ascii="Times New Roman" w:cs="Times New Roman" w:eastAsia="Times New Roman" w:hAnsi="Times New Roman"/>
-                <w:sz w:val="22"/>
-                <w:szCs w:val="22"/>
-              </w:rPr>
-              <w:t xml:space="preserve">Переименование «Столяр», «Столяр-краснодеревщик» → «Техник-сборщик» (22 чел.). Пункты — как у позиций № 21/24 (совпадают). Подтвердить картами СОУТ</w:t>
+            <w:tcW w:type="dxa" w:w="1500"/>
+            <w:tcBorders>
+              <w:top w:val="single" w:color="000000" w:sz="4"/>
+              <w:left w:val="single" w:color="000000" w:sz="4"/>
+              <w:bottom w:val="single" w:color="000000" w:sz="4"/>
+              <w:right w:val="single" w:color="000000" w:sz="4"/>
+            </w:tcBorders>
+            <w:tcMar>
+              <w:top w:type="dxa" w:w="40"/>
+              <w:left w:type="dxa" w:w="80"/>
+              <w:bottom w:type="dxa" w:w="40"/>
+              <w:right w:type="dxa" w:w="80"/>
+            </w:tcMar>
+            <w:vAlign w:val="center"/>
+          </w:tcPr>
+          <w:p>
+            <w:pPr>
+              <w:jc w:val="left"/>
+            </w:pPr>
+            <w:r>
+              <w:rPr>
+                <w:rFonts w:ascii="Times New Roman" w:cs="Times New Roman" w:eastAsia="Times New Roman" w:hAnsi="Times New Roman"/>
+                <w:sz w:val="22"/>
+                <w:szCs w:val="22"/>
+              </w:rPr>
+              <w:t xml:space="preserve">№ 30</w:t>
+            </w:r>
+          </w:p>
+        </w:tc>
+        <w:tc>
+          <w:tcPr>
+            <w:tcW w:type="dxa" w:w="3000"/>
+            <w:tcBorders>
+              <w:top w:val="single" w:color="000000" w:sz="4"/>
+              <w:left w:val="single" w:color="000000" w:sz="4"/>
+              <w:bottom w:val="single" w:color="000000" w:sz="4"/>
+              <w:right w:val="single" w:color="000000" w:sz="4"/>
+            </w:tcBorders>
+            <w:tcMar>
+              <w:top w:type="dxa" w:w="40"/>
+              <w:left w:type="dxa" w:w="80"/>
+              <w:bottom w:type="dxa" w:w="40"/>
+              <w:right w:type="dxa" w:w="80"/>
+            </w:tcMar>
+            <w:vAlign w:val="center"/>
+          </w:tcPr>
+          <w:p>
+            <w:pPr>
+              <w:jc w:val="left"/>
+            </w:pPr>
+            <w:r>
+              <w:rPr>
+                <w:rFonts w:ascii="Times New Roman" w:cs="Times New Roman" w:eastAsia="Times New Roman" w:hAnsi="Times New Roman"/>
+                <w:sz w:val="22"/>
+                <w:szCs w:val="22"/>
+              </w:rPr>
+              <w:t xml:space="preserve">Добавлено «оператор станков с ЧПУ»</w:t>
+            </w:r>
+          </w:p>
+        </w:tc>
+        <w:tc>
+          <w:tcPr>
+            <w:tcW w:type="dxa" w:w="4854"/>
+            <w:tcBorders>
+              <w:top w:val="single" w:color="000000" w:sz="4"/>
+              <w:left w:val="single" w:color="000000" w:sz="4"/>
+              <w:bottom w:val="single" w:color="000000" w:sz="4"/>
+              <w:right w:val="single" w:color="000000" w:sz="4"/>
+            </w:tcBorders>
+            <w:tcMar>
+              <w:top w:type="dxa" w:w="40"/>
+              <w:left w:type="dxa" w:w="80"/>
+              <w:bottom w:type="dxa" w:w="40"/>
+              <w:right w:type="dxa" w:w="80"/>
+            </w:tcMar>
+            <w:vAlign w:val="center"/>
+          </w:tcPr>
+          <w:p>
+            <w:pPr>
+              <w:jc w:val="left"/>
+            </w:pPr>
+            <w:r>
+              <w:rPr>
+                <w:rFonts w:ascii="Times New Roman" w:cs="Times New Roman" w:eastAsia="Times New Roman" w:hAnsi="Times New Roman"/>
+                <w:sz w:val="22"/>
+                <w:szCs w:val="22"/>
+              </w:rPr>
+              <w:t xml:space="preserve">Наименование в штатном расписании изменено («станка» → «станков»), 4 чел. (Мебельный и Механический участки МШ). Пункты без изменений</w:t>
             </w:r>
           </w:p>
         </w:tc>
@@ -5995,7 +6009,399 @@
         </w:trPr>
         <w:tc>
           <w:tcPr>
-            <w:tcW w:type="dxa" w:w="2300"/>
+            <w:tcW w:type="dxa" w:w="1500"/>
+            <w:tcBorders>
+              <w:top w:val="single" w:color="000000" w:sz="4"/>
+              <w:left w:val="single" w:color="000000" w:sz="4"/>
+              <w:bottom w:val="single" w:color="000000" w:sz="4"/>
+              <w:right w:val="single" w:color="000000" w:sz="4"/>
+            </w:tcBorders>
+            <w:tcMar>
+              <w:top w:type="dxa" w:w="40"/>
+              <w:left w:type="dxa" w:w="80"/>
+              <w:bottom w:type="dxa" w:w="40"/>
+              <w:right w:type="dxa" w:w="80"/>
+            </w:tcMar>
+            <w:vAlign w:val="center"/>
+          </w:tcPr>
+          <w:p>
+            <w:pPr>
+              <w:jc w:val="left"/>
+            </w:pPr>
+            <w:r>
+              <w:rPr>
+                <w:rFonts w:ascii="Times New Roman" w:cs="Times New Roman" w:eastAsia="Times New Roman" w:hAnsi="Times New Roman"/>
+                <w:sz w:val="22"/>
+                <w:szCs w:val="22"/>
+              </w:rPr>
+              <w:t xml:space="preserve">№ 42</w:t>
+            </w:r>
+          </w:p>
+        </w:tc>
+        <w:tc>
+          <w:tcPr>
+            <w:tcW w:type="dxa" w:w="3000"/>
+            <w:tcBorders>
+              <w:top w:val="single" w:color="000000" w:sz="4"/>
+              <w:left w:val="single" w:color="000000" w:sz="4"/>
+              <w:bottom w:val="single" w:color="000000" w:sz="4"/>
+              <w:right w:val="single" w:color="000000" w:sz="4"/>
+            </w:tcBorders>
+            <w:tcMar>
+              <w:top w:type="dxa" w:w="40"/>
+              <w:left w:type="dxa" w:w="80"/>
+              <w:bottom w:type="dxa" w:w="40"/>
+              <w:right w:type="dxa" w:w="80"/>
+            </w:tcMar>
+            <w:vAlign w:val="center"/>
+          </w:tcPr>
+          <w:p>
+            <w:pPr>
+              <w:jc w:val="left"/>
+            </w:pPr>
+            <w:r>
+              <w:rPr>
+                <w:rFonts w:ascii="Times New Roman" w:cs="Times New Roman" w:eastAsia="Times New Roman" w:hAnsi="Times New Roman"/>
+                <w:sz w:val="22"/>
+                <w:szCs w:val="22"/>
+              </w:rPr>
+              <w:t xml:space="preserve">Исключено «№ 5»</w:t>
+            </w:r>
+          </w:p>
+        </w:tc>
+        <w:tc>
+          <w:tcPr>
+            <w:tcW w:type="dxa" w:w="4854"/>
+            <w:tcBorders>
+              <w:top w:val="single" w:color="000000" w:sz="4"/>
+              <w:left w:val="single" w:color="000000" w:sz="4"/>
+              <w:bottom w:val="single" w:color="000000" w:sz="4"/>
+              <w:right w:val="single" w:color="000000" w:sz="4"/>
+            </w:tcBorders>
+            <w:tcMar>
+              <w:top w:type="dxa" w:w="40"/>
+              <w:left w:type="dxa" w:w="80"/>
+              <w:bottom w:type="dxa" w:w="40"/>
+              <w:right w:type="dxa" w:w="80"/>
+            </w:tcMar>
+            <w:vAlign w:val="center"/>
+          </w:tcPr>
+          <w:p>
+            <w:pPr>
+              <w:jc w:val="left"/>
+            </w:pPr>
+            <w:r>
+              <w:rPr>
+                <w:rFonts w:ascii="Times New Roman" w:cs="Times New Roman" w:eastAsia="Times New Roman" w:hAnsi="Times New Roman"/>
+                <w:sz w:val="22"/>
+                <w:szCs w:val="22"/>
+              </w:rPr>
+              <w:t xml:space="preserve">В штатном расписании: «Заместитель директора департамента-Начальник производственного подразделения» (Производственное подразделение Внуково, 1 чел.). Пункты без изменений</w:t>
+            </w:r>
+          </w:p>
+        </w:tc>
+      </w:tr>
+      <w:tr>
+        <w:trPr>
+          <w:cantSplit/>
+        </w:trPr>
+        <w:tc>
+          <w:tcPr>
+            <w:tcW w:type="dxa" w:w="1500"/>
+            <w:tcBorders>
+              <w:top w:val="single" w:color="000000" w:sz="4"/>
+              <w:left w:val="single" w:color="000000" w:sz="4"/>
+              <w:bottom w:val="single" w:color="000000" w:sz="4"/>
+              <w:right w:val="single" w:color="000000" w:sz="4"/>
+            </w:tcBorders>
+            <w:tcMar>
+              <w:top w:type="dxa" w:w="40"/>
+              <w:left w:type="dxa" w:w="80"/>
+              <w:bottom w:type="dxa" w:w="40"/>
+              <w:right w:type="dxa" w:w="80"/>
+            </w:tcMar>
+            <w:vAlign w:val="center"/>
+          </w:tcPr>
+          <w:p>
+            <w:pPr>
+              <w:jc w:val="left"/>
+            </w:pPr>
+            <w:r>
+              <w:rPr>
+                <w:rFonts w:ascii="Times New Roman" w:cs="Times New Roman" w:eastAsia="Times New Roman" w:hAnsi="Times New Roman"/>
+                <w:sz w:val="22"/>
+                <w:szCs w:val="22"/>
+              </w:rPr>
+              <w:t xml:space="preserve">№ 38</w:t>
+            </w:r>
+          </w:p>
+        </w:tc>
+        <w:tc>
+          <w:tcPr>
+            <w:tcW w:type="dxa" w:w="3000"/>
+            <w:tcBorders>
+              <w:top w:val="single" w:color="000000" w:sz="4"/>
+              <w:left w:val="single" w:color="000000" w:sz="4"/>
+              <w:bottom w:val="single" w:color="000000" w:sz="4"/>
+              <w:right w:val="single" w:color="000000" w:sz="4"/>
+            </w:tcBorders>
+            <w:tcMar>
+              <w:top w:type="dxa" w:w="40"/>
+              <w:left w:type="dxa" w:w="80"/>
+              <w:bottom w:type="dxa" w:w="40"/>
+              <w:right w:type="dxa" w:w="80"/>
+            </w:tcMar>
+            <w:vAlign w:val="center"/>
+          </w:tcPr>
+          <w:p>
+            <w:pPr>
+              <w:jc w:val="left"/>
+            </w:pPr>
+            <w:r>
+              <w:rPr>
+                <w:rFonts w:ascii="Times New Roman" w:cs="Times New Roman" w:eastAsia="Times New Roman" w:hAnsi="Times New Roman"/>
+                <w:sz w:val="22"/>
+                <w:szCs w:val="22"/>
+              </w:rPr>
+              <w:t xml:space="preserve">«п.18.» → «п.18.__.»</w:t>
+            </w:r>
+          </w:p>
+        </w:tc>
+        <w:tc>
+          <w:tcPr>
+            <w:tcW w:type="dxa" w:w="4854"/>
+            <w:tcBorders>
+              <w:top w:val="single" w:color="000000" w:sz="4"/>
+              <w:left w:val="single" w:color="000000" w:sz="4"/>
+              <w:bottom w:val="single" w:color="000000" w:sz="4"/>
+              <w:right w:val="single" w:color="000000" w:sz="4"/>
+            </w:tcBorders>
+            <w:tcMar>
+              <w:top w:type="dxa" w:w="40"/>
+              <w:left w:type="dxa" w:w="80"/>
+              <w:bottom w:type="dxa" w:w="40"/>
+              <w:right w:type="dxa" w:w="80"/>
+            </w:tcMar>
+            <w:vAlign w:val="center"/>
+          </w:tcPr>
+          <w:p>
+            <w:pPr>
+              <w:jc w:val="left"/>
+            </w:pPr>
+            <w:r>
+              <w:rPr>
+                <w:rFonts w:ascii="Times New Roman" w:cs="Times New Roman" w:eastAsia="Times New Roman" w:hAnsi="Times New Roman"/>
+                <w:sz w:val="22"/>
+                <w:szCs w:val="22"/>
+              </w:rPr>
+              <w:t xml:space="preserve">В приложении к Порядку (29н) периодичность и объём установлены только для подпунктов: 18.1 — категории «A», «B», «BE»; 18.2 — «C», «C1», «CE», «D1», «D1E». Подпункт выбрать по категории ТС (9 чел.)</w:t>
+            </w:r>
+          </w:p>
+        </w:tc>
+      </w:tr>
+      <w:tr>
+        <w:trPr>
+          <w:cantSplit/>
+        </w:trPr>
+        <w:tc>
+          <w:tcPr>
+            <w:tcW w:type="dxa" w:w="1500"/>
+            <w:tcBorders>
+              <w:top w:val="single" w:color="000000" w:sz="4"/>
+              <w:left w:val="single" w:color="000000" w:sz="4"/>
+              <w:bottom w:val="single" w:color="000000" w:sz="4"/>
+              <w:right w:val="single" w:color="000000" w:sz="4"/>
+            </w:tcBorders>
+            <w:tcMar>
+              <w:top w:type="dxa" w:w="40"/>
+              <w:left w:type="dxa" w:w="80"/>
+              <w:bottom w:type="dxa" w:w="40"/>
+              <w:right w:type="dxa" w:w="80"/>
+            </w:tcMar>
+            <w:vAlign w:val="center"/>
+          </w:tcPr>
+          <w:p>
+            <w:pPr>
+              <w:jc w:val="left"/>
+            </w:pPr>
+            <w:r>
+              <w:rPr>
+                <w:rFonts w:ascii="Times New Roman" w:cs="Times New Roman" w:eastAsia="Times New Roman" w:hAnsi="Times New Roman"/>
+                <w:sz w:val="22"/>
+                <w:szCs w:val="22"/>
+              </w:rPr>
+              <w:t xml:space="preserve">№ 45</w:t>
+            </w:r>
+          </w:p>
+        </w:tc>
+        <w:tc>
+          <w:tcPr>
+            <w:tcW w:type="dxa" w:w="3000"/>
+            <w:tcBorders>
+              <w:top w:val="single" w:color="000000" w:sz="4"/>
+              <w:left w:val="single" w:color="000000" w:sz="4"/>
+              <w:bottom w:val="single" w:color="000000" w:sz="4"/>
+              <w:right w:val="single" w:color="000000" w:sz="4"/>
+            </w:tcBorders>
+            <w:tcMar>
+              <w:top w:type="dxa" w:w="40"/>
+              <w:left w:type="dxa" w:w="80"/>
+              <w:bottom w:type="dxa" w:w="40"/>
+              <w:right w:type="dxa" w:w="80"/>
+            </w:tcMar>
+            <w:vAlign w:val="center"/>
+          </w:tcPr>
+          <w:p>
+            <w:pPr>
+              <w:jc w:val="left"/>
+            </w:pPr>
+            <w:r>
+              <w:rPr>
+                <w:rFonts w:ascii="Times New Roman" w:cs="Times New Roman" w:eastAsia="Times New Roman" w:hAnsi="Times New Roman"/>
+                <w:sz w:val="22"/>
+                <w:szCs w:val="22"/>
+              </w:rPr>
+              <w:t xml:space="preserve">Добавлено «старший охраны объекта»</w:t>
+            </w:r>
+          </w:p>
+        </w:tc>
+        <w:tc>
+          <w:tcPr>
+            <w:tcW w:type="dxa" w:w="4854"/>
+            <w:tcBorders>
+              <w:top w:val="single" w:color="000000" w:sz="4"/>
+              <w:left w:val="single" w:color="000000" w:sz="4"/>
+              <w:bottom w:val="single" w:color="000000" w:sz="4"/>
+              <w:right w:val="single" w:color="000000" w:sz="4"/>
+            </w:tcBorders>
+            <w:tcMar>
+              <w:top w:type="dxa" w:w="40"/>
+              <w:left w:type="dxa" w:w="80"/>
+              <w:bottom w:type="dxa" w:w="40"/>
+              <w:right w:type="dxa" w:w="80"/>
+            </w:tcMar>
+            <w:vAlign w:val="center"/>
+          </w:tcPr>
+          <w:p>
+            <w:pPr>
+              <w:jc w:val="left"/>
+            </w:pPr>
+            <w:r>
+              <w:rPr>
+                <w:rFonts w:ascii="Times New Roman" w:cs="Times New Roman" w:eastAsia="Times New Roman" w:hAnsi="Times New Roman"/>
+                <w:sz w:val="22"/>
+                <w:szCs w:val="22"/>
+              </w:rPr>
+              <w:t xml:space="preserve">Должность есть в штатном расписании (Отдел режима МШ, 1 чел.); характер работ аналогичен сторожу. Пункты без изменений</w:t>
+            </w:r>
+          </w:p>
+        </w:tc>
+      </w:tr>
+      <w:tr>
+        <w:trPr>
+          <w:cantSplit/>
+        </w:trPr>
+        <w:tc>
+          <w:tcPr>
+            <w:tcW w:type="dxa" w:w="1500"/>
+            <w:tcBorders>
+              <w:top w:val="single" w:color="000000" w:sz="4"/>
+              <w:left w:val="single" w:color="000000" w:sz="4"/>
+              <w:bottom w:val="single" w:color="000000" w:sz="4"/>
+              <w:right w:val="single" w:color="000000" w:sz="4"/>
+            </w:tcBorders>
+            <w:tcMar>
+              <w:top w:type="dxa" w:w="40"/>
+              <w:left w:type="dxa" w:w="80"/>
+              <w:bottom w:type="dxa" w:w="40"/>
+              <w:right w:type="dxa" w:w="80"/>
+            </w:tcMar>
+            <w:vAlign w:val="center"/>
+          </w:tcPr>
+          <w:p>
+            <w:pPr>
+              <w:jc w:val="left"/>
+            </w:pPr>
+            <w:r>
+              <w:rPr>
+                <w:rFonts w:ascii="Times New Roman" w:cs="Times New Roman" w:eastAsia="Times New Roman" w:hAnsi="Times New Roman"/>
+                <w:sz w:val="22"/>
+                <w:szCs w:val="22"/>
+              </w:rPr>
+              <w:t xml:space="preserve">№ 46 (новая)</w:t>
+            </w:r>
+          </w:p>
+        </w:tc>
+        <w:tc>
+          <w:tcPr>
+            <w:tcW w:type="dxa" w:w="3000"/>
+            <w:tcBorders>
+              <w:top w:val="single" w:color="000000" w:sz="4"/>
+              <w:left w:val="single" w:color="000000" w:sz="4"/>
+              <w:bottom w:val="single" w:color="000000" w:sz="4"/>
+              <w:right w:val="single" w:color="000000" w:sz="4"/>
+            </w:tcBorders>
+            <w:tcMar>
+              <w:top w:type="dxa" w:w="40"/>
+              <w:left w:type="dxa" w:w="80"/>
+              <w:bottom w:type="dxa" w:w="40"/>
+              <w:right w:type="dxa" w:w="80"/>
+            </w:tcMar>
+            <w:vAlign w:val="center"/>
+          </w:tcPr>
+          <w:p>
+            <w:pPr>
+              <w:jc w:val="left"/>
+            </w:pPr>
+            <w:r>
+              <w:rPr>
+                <w:rFonts w:ascii="Times New Roman" w:cs="Times New Roman" w:eastAsia="Times New Roman" w:hAnsi="Times New Roman"/>
+                <w:sz w:val="22"/>
+                <w:szCs w:val="22"/>
+              </w:rPr>
+              <w:t xml:space="preserve">«Техник-сборщик (Мебельный участок)»</w:t>
+            </w:r>
+          </w:p>
+        </w:tc>
+        <w:tc>
+          <w:tcPr>
+            <w:tcW w:type="dxa" w:w="4854"/>
+            <w:tcBorders>
+              <w:top w:val="single" w:color="000000" w:sz="4"/>
+              <w:left w:val="single" w:color="000000" w:sz="4"/>
+              <w:bottom w:val="single" w:color="000000" w:sz="4"/>
+              <w:right w:val="single" w:color="000000" w:sz="4"/>
+            </w:tcBorders>
+            <w:tcMar>
+              <w:top w:type="dxa" w:w="40"/>
+              <w:left w:type="dxa" w:w="80"/>
+              <w:bottom w:type="dxa" w:w="40"/>
+              <w:right w:type="dxa" w:w="80"/>
+            </w:tcMar>
+            <w:vAlign w:val="center"/>
+          </w:tcPr>
+          <w:p>
+            <w:pPr>
+              <w:jc w:val="left"/>
+            </w:pPr>
+            <w:r>
+              <w:rPr>
+                <w:rFonts w:ascii="Times New Roman" w:cs="Times New Roman" w:eastAsia="Times New Roman" w:hAnsi="Times New Roman"/>
+                <w:sz w:val="22"/>
+                <w:szCs w:val="22"/>
+              </w:rPr>
+              <w:t xml:space="preserve">Переименование «Столяр», «Столяр-краснодеревщик» → «Техник-сборщик» (22 чел.). Пункты — как у позиций № 21/24 (совпадают). Подтвердить картами СОУТ</w:t>
+            </w:r>
+          </w:p>
+        </w:tc>
+      </w:tr>
+      <w:tr>
+        <w:trPr>
+          <w:cantSplit/>
+        </w:trPr>
+        <w:tc>
+          <w:tcPr>
+            <w:tcW w:type="dxa" w:w="1500"/>
             <w:tcBorders>
               <w:top w:val="single" w:color="000000" w:sz="4"/>
               <w:left w:val="single" w:color="000000" w:sz="4"/>
@@ -6026,7 +6432,7 @@
         </w:tc>
         <w:tc>
           <w:tcPr>
-            <w:tcW w:type="dxa" w:w="3800"/>
+            <w:tcW w:type="dxa" w:w="3000"/>
             <w:tcBorders>
               <w:top w:val="single" w:color="000000" w:sz="4"/>
               <w:left w:val="single" w:color="000000" w:sz="4"/>
@@ -6057,7 +6463,7 @@
         </w:tc>
         <w:tc>
           <w:tcPr>
-            <w:tcW w:type="dxa" w:w="3254"/>
+            <w:tcW w:type="dxa" w:w="4854"/>
             <w:tcBorders>
               <w:top w:val="single" w:color="000000" w:sz="4"/>
               <w:left w:val="single" w:color="000000" w:sz="4"/>
@@ -6250,6 +6656,50 @@
           <w:szCs w:val="24"/>
         </w:rPr>
         <w:t xml:space="preserve">Позиция № 38: категория ТС у водителей-экспедиторов (подпункт 18.1 или 18.2).</w:t>
+      </w:r>
+    </w:p>
+    <w:p>
+      <w:pPr>
+        <w:spacing w:after="40" w:before="0" w:line="276"/>
+        <w:jc w:val="both"/>
+      </w:pPr>
+      <w:r>
+        <w:rPr>
+          <w:rFonts w:ascii="Times New Roman" w:cs="Times New Roman" w:eastAsia="Times New Roman" w:hAnsi="Times New Roman"/>
+          <w:sz w:val="24"/>
+          <w:szCs w:val="24"/>
+        </w:rPr>
+        <w:t xml:space="preserve">– </w:t>
+      </w:r>
+      <w:r>
+        <w:rPr>
+          <w:rFonts w:ascii="Times New Roman" w:cs="Times New Roman" w:eastAsia="Times New Roman" w:hAnsi="Times New Roman"/>
+          <w:sz w:val="24"/>
+          <w:szCs w:val="24"/>
+        </w:rPr>
+        <w:t xml:space="preserve">Диспетчеры Обособленного подразделения Казань (2 чел.) в учёте медосмотров учитываются по позиции № 28, но в Планово-диспетчерском отделе не числятся: подтвердить функции и при необходимости дополнить позицию № 28 подразделением.</w:t>
+      </w:r>
+    </w:p>
+    <w:p>
+      <w:pPr>
+        <w:spacing w:after="40" w:before="0" w:line="276"/>
+        <w:jc w:val="both"/>
+      </w:pPr>
+      <w:r>
+        <w:rPr>
+          <w:rFonts w:ascii="Times New Roman" w:cs="Times New Roman" w:eastAsia="Times New Roman" w:hAnsi="Times New Roman"/>
+          <w:sz w:val="24"/>
+          <w:szCs w:val="24"/>
+        </w:rPr>
+        <w:t xml:space="preserve">– </w:t>
+      </w:r>
+      <w:r>
+        <w:rPr>
+          <w:rFonts w:ascii="Times New Roman" w:cs="Times New Roman" w:eastAsia="Times New Roman" w:hAnsi="Times New Roman"/>
+          <w:sz w:val="24"/>
+          <w:szCs w:val="24"/>
+        </w:rPr>
+        <w:t xml:space="preserve">Пункт 2 приказа: из 38 работников с переименованными профессиями у 35 в учёте нет даты предварительного осмотра — до подписания запросить заключения в медицинской организации (на них распространяется п.3.3).</w:t>
       </w:r>
     </w:p>
     <w:p>
